--- a/src/assets/docx-templates/生字學習單注音版.docx
+++ b/src/assets/docx-templates/生字學習單注音版.docx
@@ -64,6 +64,7 @@
         <w:trPr>
           <w:trHeight w:val="965"/>
           <w:jc w:val="center"/>
+          <w:cantSplit/>
         </w:trPr>
         <w:tc>
           <w:tcPr>
@@ -86,6 +87,7 @@
           <w:p>
             <w:pPr>
               <w:jc w:val="center"/>
+              <w:keepNext/>
             </w:pPr>
             <w:r>
               <w:rPr>
@@ -136,6 +138,7 @@
           <w:p>
             <w:pPr>
               <w:spacing w:after="40"/>
+              <w:keepNext/>
             </w:pPr>
             <w:r>
               <w:rPr>
@@ -165,6 +168,9 @@
             </w:r>
           </w:p>
           <w:p>
+            <w:pPr>
+              <w:keepNext/>
+            </w:pPr>
             <w:r>
               <w:rPr>
                 <w:b/>
@@ -277,6 +283,7 @@
           <w:p>
             <w:pPr>
               <w:jc w:val="center"/>
+              <w:keepNext/>
             </w:pPr>
             <w:r>
               <w:rPr>
@@ -289,7 +296,11 @@
         </w:tc>
       </w:tr>
     </w:tbl>
-    <w:p/>
+    <w:p>
+      <w:pPr>
+        <w:keepNext/>
+      </w:pPr>
+    </w:p>
     <w:tbl>
       <w:tblPr>
         <w:tblW w:w="9705" w:type="dxa"/>
